--- a/tests/fixtures/mutant_caption_lookalike.docx
+++ b/tests/fixtures/mutant_caption_lookalike.docx
@@ -14,7 +14,7 @@
     </w:p>
     <w:p>
       <w:r>
-        <w:t>图3-4 给出了不同 fs/B 取值下各阵元的分布, 随着采样频率的提高, 各阵元的残余时延整体呈下降趋势, 逐步向零靠近。</w:t>
+        <w:t>图3-4 给出了不同参数取值下示例指标的分布, 随着参数的提高, 示例指标整体呈下降趋势, 逐步向零靠近。</w:t>
       </w:r>
     </w:p>
   </w:body>
